--- a/docs/User tests.docx
+++ b/docs/User tests.docx
@@ -19,6 +19,141 @@
           <w:lang w:val="en-US"/>
         </w:rPr>
         <w:t>USER TEST FOR GESTURE RECOGNITION</w:t>
+      </w:r>
+    </w:p>
+    <w:p>
+      <w:pPr>
+        <w:spacing w:after="0"/>
+        <w:rPr>
+          <w:rFonts w:ascii="Open Sans" w:hAnsi="Open Sans" w:cs="Open Sans"/>
+          <w:b/>
+          <w:bCs/>
+          <w:lang w:val="en-US"/>
+        </w:rPr>
+      </w:pPr>
+      <w:r>
+        <w:rPr>
+          <w:rFonts w:ascii="Open Sans" w:hAnsi="Open Sans" w:cs="Open Sans"/>
+          <w:b/>
+          <w:bCs/>
+          <w:lang w:val="en-US"/>
+        </w:rPr>
+        <w:t>Scenario</w:t>
+      </w:r>
+    </w:p>
+    <w:p>
+      <w:pPr>
+        <w:rPr>
+          <w:rFonts w:ascii="Open Sans" w:hAnsi="Open Sans" w:cs="Open Sans"/>
+          <w:lang w:val="en-US"/>
+        </w:rPr>
+      </w:pPr>
+      <w:r>
+        <w:rPr>
+          <w:rFonts w:ascii="Open Sans" w:hAnsi="Open Sans" w:cs="Open Sans"/>
+          <w:lang w:val="en-US"/>
+        </w:rPr>
+        <w:t xml:space="preserve">Imagine being a singer recording a vocal track while using </w:t>
+      </w:r>
+      <w:r>
+        <w:rPr>
+          <w:rFonts w:ascii="Open Sans" w:hAnsi="Open Sans" w:cs="Open Sans"/>
+          <w:lang w:val="en-US"/>
+        </w:rPr>
+        <w:t>an audio engine</w:t>
+      </w:r>
+      <w:r>
+        <w:rPr>
+          <w:rFonts w:ascii="Open Sans" w:hAnsi="Open Sans" w:cs="Open Sans"/>
+          <w:lang w:val="en-US"/>
+        </w:rPr>
+        <w:t>.</w:t>
+      </w:r>
+      <w:r>
+        <w:rPr>
+          <w:rFonts w:ascii="Open Sans" w:hAnsi="Open Sans" w:cs="Open Sans"/>
+          <w:lang w:val="en-US"/>
+        </w:rPr>
+        <w:t xml:space="preserve"> </w:t>
+      </w:r>
+      <w:r>
+        <w:rPr>
+          <w:rFonts w:ascii="Open Sans" w:hAnsi="Open Sans" w:cs="Open Sans"/>
+          <w:lang w:val="en-US"/>
+        </w:rPr>
+        <w:t>During the performance, you want to activate, deactivate and modulate vocal effects in real time without interacting directly with traditional interfaces such as a mouse, keyboard or mixing console.</w:t>
+      </w:r>
+    </w:p>
+    <w:p>
+      <w:pPr>
+        <w:spacing w:after="0"/>
+        <w:rPr>
+          <w:rFonts w:ascii="Open Sans" w:hAnsi="Open Sans" w:cs="Open Sans"/>
+          <w:lang w:val="en-US"/>
+        </w:rPr>
+      </w:pPr>
+      <w:r>
+        <w:rPr>
+          <w:rFonts w:ascii="Open Sans" w:hAnsi="Open Sans" w:cs="Open Sans"/>
+          <w:lang w:val="en-US"/>
+        </w:rPr>
+        <w:t xml:space="preserve">Using </w:t>
+      </w:r>
+      <w:r>
+        <w:rPr>
+          <w:rFonts w:ascii="Open Sans" w:hAnsi="Open Sans" w:cs="Open Sans"/>
+          <w:lang w:val="en-US"/>
+        </w:rPr>
+        <w:t>our</w:t>
+      </w:r>
+      <w:r>
+        <w:rPr>
+          <w:rFonts w:ascii="Open Sans" w:hAnsi="Open Sans" w:cs="Open Sans"/>
+          <w:lang w:val="en-US"/>
+        </w:rPr>
+        <w:t xml:space="preserve"> proposed gesture-based interaction system, you can control audio effects through predefined hand gestures detected by the integrated webcam of the computer.</w:t>
+      </w:r>
+      <w:r>
+        <w:rPr>
+          <w:rFonts w:ascii="Open Sans" w:hAnsi="Open Sans" w:cs="Open Sans"/>
+          <w:lang w:val="en-US"/>
+        </w:rPr>
+        <w:t xml:space="preserve"> </w:t>
+      </w:r>
+      <w:r>
+        <w:rPr>
+          <w:rFonts w:ascii="Open Sans" w:hAnsi="Open Sans" w:cs="Open Sans"/>
+          <w:lang w:val="en-US"/>
+        </w:rPr>
+        <w:t xml:space="preserve">Your goal is to complete </w:t>
+      </w:r>
+      <w:r>
+        <w:rPr>
+          <w:rFonts w:ascii="Open Sans" w:hAnsi="Open Sans" w:cs="Open Sans"/>
+          <w:lang w:val="en-US"/>
+        </w:rPr>
+        <w:t>some</w:t>
+      </w:r>
+      <w:r>
+        <w:rPr>
+          <w:rFonts w:ascii="Open Sans" w:hAnsi="Open Sans" w:cs="Open Sans"/>
+          <w:lang w:val="en-US"/>
+        </w:rPr>
+        <w:t xml:space="preserve"> tasks</w:t>
+      </w:r>
+      <w:r>
+        <w:rPr>
+          <w:rFonts w:ascii="Open Sans" w:hAnsi="Open Sans" w:cs="Open Sans"/>
+          <w:lang w:val="en-US"/>
+        </w:rPr>
+        <w:t xml:space="preserve">, I will give you one at a time, </w:t>
+      </w:r>
+      <w:r>
+        <w:rPr>
+          <w:rFonts w:ascii="Open Sans" w:hAnsi="Open Sans" w:cs="Open Sans"/>
+          <w:lang w:val="en-US"/>
+        </w:rPr>
+        <w:t>as naturally and efficiently as possible while maintaining continuity during the singing activity.</w:t>
       </w:r>
     </w:p>
     <w:p>
@@ -55,7 +190,28 @@
           <w:rFonts w:ascii="Open Sans" w:hAnsi="Open Sans" w:cs="Open Sans"/>
           <w:lang w:val="en-US"/>
         </w:rPr>
-        <w:t xml:space="preserve"> – increase the reverb to 24%</w:t>
+        <w:t xml:space="preserve"> – increase the reverb </w:t>
+      </w:r>
+      <w:r>
+        <w:rPr>
+          <w:rFonts w:ascii="Open Sans" w:hAnsi="Open Sans" w:cs="Open Sans"/>
+          <w:lang w:val="en-US"/>
+        </w:rPr>
+        <w:t>to about</w:t>
+      </w:r>
+      <w:r>
+        <w:rPr>
+          <w:rFonts w:ascii="Open Sans" w:hAnsi="Open Sans" w:cs="Open Sans"/>
+          <w:lang w:val="en-US"/>
+        </w:rPr>
+        <w:t xml:space="preserve"> </w:t>
+      </w:r>
+      <w:r>
+        <w:rPr>
+          <w:rFonts w:ascii="Open Sans" w:hAnsi="Open Sans" w:cs="Open Sans"/>
+          <w:lang w:val="en-US"/>
+        </w:rPr>
+        <w:t>25%</w:t>
       </w:r>
     </w:p>
     <w:p>
@@ -107,7 +263,28 @@
           <w:rFonts w:ascii="Open Sans" w:hAnsi="Open Sans" w:cs="Open Sans"/>
           <w:lang w:val="en-US"/>
         </w:rPr>
-        <w:t xml:space="preserve"> to 0.51</w:t>
+        <w:t xml:space="preserve"> </w:t>
+      </w:r>
+      <w:r>
+        <w:rPr>
+          <w:rFonts w:ascii="Open Sans" w:hAnsi="Open Sans" w:cs="Open Sans"/>
+          <w:lang w:val="en-US"/>
+        </w:rPr>
+        <w:t>approximately</w:t>
+      </w:r>
+      <w:r>
+        <w:rPr>
+          <w:rFonts w:ascii="Open Sans" w:hAnsi="Open Sans" w:cs="Open Sans"/>
+          <w:lang w:val="en-US"/>
+        </w:rPr>
+        <w:t xml:space="preserve"> around </w:t>
+      </w:r>
+      <w:r>
+        <w:rPr>
+          <w:rFonts w:ascii="Open Sans" w:hAnsi="Open Sans" w:cs="Open Sans"/>
+          <w:lang w:val="en-US"/>
+        </w:rPr>
+        <w:t>0.50</w:t>
       </w:r>
     </w:p>
     <w:p>
@@ -143,7 +320,28 @@
           <w:rFonts w:ascii="Open Sans" w:hAnsi="Open Sans" w:cs="Open Sans"/>
           <w:lang w:val="en-US"/>
         </w:rPr>
-        <w:t xml:space="preserve"> – deactivate the first effect</w:t>
+        <w:t xml:space="preserve"> – </w:t>
+      </w:r>
+      <w:r>
+        <w:rPr>
+          <w:rFonts w:ascii="Open Sans" w:hAnsi="Open Sans" w:cs="Open Sans"/>
+          <w:lang w:val="en-US"/>
+        </w:rPr>
+        <w:t>reduce</w:t>
+      </w:r>
+      <w:r>
+        <w:rPr>
+          <w:rFonts w:ascii="Open Sans" w:hAnsi="Open Sans" w:cs="Open Sans"/>
+          <w:lang w:val="en-US"/>
+        </w:rPr>
+        <w:t xml:space="preserve"> the first effect</w:t>
+      </w:r>
+      <w:r>
+        <w:rPr>
+          <w:rFonts w:ascii="Open Sans" w:hAnsi="Open Sans" w:cs="Open Sans"/>
+          <w:lang w:val="en-US"/>
+        </w:rPr>
+        <w:t xml:space="preserve"> of 5%</w:t>
       </w:r>
     </w:p>
     <w:p>
@@ -179,7 +377,35 @@
           <w:rFonts w:ascii="Open Sans" w:hAnsi="Open Sans" w:cs="Open Sans"/>
           <w:lang w:val="en-US"/>
         </w:rPr>
-        <w:t xml:space="preserve"> – set the delay to 15%</w:t>
+        <w:t xml:space="preserve"> – set the delay </w:t>
+      </w:r>
+      <w:r>
+        <w:rPr>
+          <w:rFonts w:ascii="Open Sans" w:hAnsi="Open Sans" w:cs="Open Sans"/>
+          <w:lang w:val="en-US"/>
+        </w:rPr>
+        <w:t xml:space="preserve">to </w:t>
+      </w:r>
+      <w:r>
+        <w:rPr>
+          <w:rFonts w:ascii="Open Sans" w:hAnsi="Open Sans" w:cs="Open Sans"/>
+          <w:lang w:val="en-US"/>
+        </w:rPr>
+        <w:t>around</w:t>
+      </w:r>
+      <w:r>
+        <w:rPr>
+          <w:rFonts w:ascii="Open Sans" w:hAnsi="Open Sans" w:cs="Open Sans"/>
+          <w:lang w:val="en-US"/>
+        </w:rPr>
+        <w:t xml:space="preserve"> </w:t>
+      </w:r>
+      <w:r>
+        <w:rPr>
+          <w:rFonts w:ascii="Open Sans" w:hAnsi="Open Sans" w:cs="Open Sans"/>
+          <w:lang w:val="en-US"/>
+        </w:rPr>
+        <w:t>15%</w:t>
       </w:r>
     </w:p>
     <w:p>
@@ -272,7 +498,7 @@
           <w:rFonts w:ascii="Open Sans" w:hAnsi="Open Sans" w:cs="Open Sans"/>
           <w:lang w:val="en-US"/>
         </w:rPr>
-        <w:t>don't let me hear any active effects</w:t>
+        <w:t>don't let me hear any active effect</w:t>
       </w:r>
     </w:p>
     <w:p>
@@ -308,7 +534,14 @@
           <w:rFonts w:ascii="Open Sans" w:hAnsi="Open Sans" w:cs="Open Sans"/>
           <w:lang w:val="en-US"/>
         </w:rPr>
-        <w:t xml:space="preserve"> – set the delay to 56% and the </w:t>
+        <w:t xml:space="preserve"> – set the delay</w:t>
+      </w:r>
+      <w:r>
+        <w:rPr>
+          <w:rFonts w:ascii="Open Sans" w:hAnsi="Open Sans" w:cs="Open Sans"/>
+          <w:lang w:val="en-US"/>
+        </w:rPr>
+        <w:t xml:space="preserve"> and the </w:t>
       </w:r>
       <w:proofErr w:type="spellStart"/>
       <w:r>
@@ -324,7 +557,28 @@
           <w:rFonts w:ascii="Open Sans" w:hAnsi="Open Sans" w:cs="Open Sans"/>
           <w:lang w:val="en-US"/>
         </w:rPr>
-        <w:t xml:space="preserve"> to 0.28</w:t>
+        <w:t xml:space="preserve"> </w:t>
+      </w:r>
+      <w:r>
+        <w:rPr>
+          <w:rFonts w:ascii="Open Sans" w:hAnsi="Open Sans" w:cs="Open Sans"/>
+          <w:lang w:val="en-US"/>
+        </w:rPr>
+        <w:t>to their</w:t>
+      </w:r>
+      <w:r>
+        <w:rPr>
+          <w:rFonts w:ascii="Open Sans" w:hAnsi="Open Sans" w:cs="Open Sans"/>
+          <w:lang w:val="en-US"/>
+        </w:rPr>
+        <w:t xml:space="preserve"> </w:t>
+      </w:r>
+      <w:r>
+        <w:rPr>
+          <w:rFonts w:ascii="Open Sans" w:hAnsi="Open Sans" w:cs="Open Sans"/>
+          <w:lang w:val="en-US"/>
+        </w:rPr>
+        <w:t>halves</w:t>
       </w:r>
     </w:p>
     <w:p>
@@ -374,7 +628,42 @@
           <w:rFonts w:ascii="Open Sans" w:hAnsi="Open Sans" w:cs="Open Sans"/>
           <w:lang w:val="en-US"/>
         </w:rPr>
-        <w:t>set reverb at 89</w:t>
+        <w:t xml:space="preserve">set </w:t>
+      </w:r>
+      <w:r>
+        <w:rPr>
+          <w:rFonts w:ascii="Open Sans" w:hAnsi="Open Sans" w:cs="Open Sans"/>
+          <w:lang w:val="en-US"/>
+        </w:rPr>
+        <w:t xml:space="preserve">the </w:t>
+      </w:r>
+      <w:r>
+        <w:rPr>
+          <w:rFonts w:ascii="Open Sans" w:hAnsi="Open Sans" w:cs="Open Sans"/>
+          <w:lang w:val="en-US"/>
+        </w:rPr>
+        <w:t xml:space="preserve">reverb </w:t>
+      </w:r>
+      <w:r>
+        <w:rPr>
+          <w:rFonts w:ascii="Open Sans" w:hAnsi="Open Sans" w:cs="Open Sans"/>
+          <w:lang w:val="en-US"/>
+        </w:rPr>
+        <w:t>closed to</w:t>
+      </w:r>
+      <w:r>
+        <w:rPr>
+          <w:rFonts w:ascii="Open Sans" w:hAnsi="Open Sans" w:cs="Open Sans"/>
+          <w:lang w:val="en-US"/>
+        </w:rPr>
+        <w:t xml:space="preserve"> </w:t>
+      </w:r>
+      <w:r>
+        <w:rPr>
+          <w:rFonts w:ascii="Open Sans" w:hAnsi="Open Sans" w:cs="Open Sans"/>
+          <w:lang w:val="en-US"/>
+        </w:rPr>
+        <w:t>90</w:t>
       </w:r>
       <w:r>
         <w:rPr>
@@ -388,7 +677,28 @@
           <w:rFonts w:ascii="Open Sans" w:hAnsi="Open Sans" w:cs="Open Sans"/>
           <w:lang w:val="en-US"/>
         </w:rPr>
-        <w:t>, delay at 21</w:t>
+        <w:t xml:space="preserve">, </w:t>
+      </w:r>
+      <w:r>
+        <w:rPr>
+          <w:rFonts w:ascii="Open Sans" w:hAnsi="Open Sans" w:cs="Open Sans"/>
+          <w:lang w:val="en-US"/>
+        </w:rPr>
+        <w:t xml:space="preserve">decrease the </w:t>
+      </w:r>
+      <w:r>
+        <w:rPr>
+          <w:rFonts w:ascii="Open Sans" w:hAnsi="Open Sans" w:cs="Open Sans"/>
+          <w:lang w:val="en-US"/>
+        </w:rPr>
+        <w:t xml:space="preserve">delay </w:t>
+      </w:r>
+      <w:r>
+        <w:rPr>
+          <w:rFonts w:ascii="Open Sans" w:hAnsi="Open Sans" w:cs="Open Sans"/>
+          <w:lang w:val="en-US"/>
+        </w:rPr>
+        <w:t>of 10</w:t>
       </w:r>
       <w:r>
         <w:rPr>
@@ -402,7 +712,28 @@
           <w:rFonts w:ascii="Open Sans" w:hAnsi="Open Sans" w:cs="Open Sans"/>
           <w:lang w:val="en-US"/>
         </w:rPr>
-        <w:t xml:space="preserve"> and right shifter at 0.18</w:t>
+        <w:t xml:space="preserve"> and </w:t>
+      </w:r>
+      <w:r>
+        <w:rPr>
+          <w:rFonts w:ascii="Open Sans" w:hAnsi="Open Sans" w:cs="Open Sans"/>
+          <w:lang w:val="en-US"/>
+        </w:rPr>
+        <w:t xml:space="preserve">turn up </w:t>
+      </w:r>
+      <w:r>
+        <w:rPr>
+          <w:rFonts w:ascii="Open Sans" w:hAnsi="Open Sans" w:cs="Open Sans"/>
+          <w:lang w:val="en-US"/>
+        </w:rPr>
+        <w:t>right shifter at 0.</w:t>
+      </w:r>
+      <w:r>
+        <w:rPr>
+          <w:rFonts w:ascii="Open Sans" w:hAnsi="Open Sans" w:cs="Open Sans"/>
+          <w:lang w:val="en-US"/>
+        </w:rPr>
+        <w:t>70</w:t>
       </w:r>
     </w:p>
     <w:p>
@@ -445,7 +776,7 @@
           <w:rFonts w:ascii="Open Sans" w:hAnsi="Open Sans" w:cs="Open Sans"/>
           <w:lang w:val="en-US"/>
         </w:rPr>
-        <w:t>now remove me the second effect</w:t>
+        <w:t>now remove the second effect</w:t>
       </w:r>
     </w:p>
     <w:p>
@@ -495,7 +826,21 @@
           <w:rFonts w:ascii="Open Sans" w:hAnsi="Open Sans" w:cs="Open Sans"/>
           <w:lang w:val="en-US"/>
         </w:rPr>
-        <w:t xml:space="preserve"> reverb to 9% and put the </w:t>
+        <w:t xml:space="preserve"> reverb to </w:t>
+      </w:r>
+      <w:r>
+        <w:rPr>
+          <w:rFonts w:ascii="Open Sans" w:hAnsi="Open Sans" w:cs="Open Sans"/>
+          <w:lang w:val="en-US"/>
+        </w:rPr>
+        <w:t>8-10</w:t>
+      </w:r>
+      <w:r>
+        <w:rPr>
+          <w:rFonts w:ascii="Open Sans" w:hAnsi="Open Sans" w:cs="Open Sans"/>
+          <w:lang w:val="en-US"/>
+        </w:rPr>
+        <w:t xml:space="preserve">% and put the </w:t>
       </w:r>
       <w:proofErr w:type="spellStart"/>
       <w:r>
@@ -511,7 +856,14 @@
           <w:rFonts w:ascii="Open Sans" w:hAnsi="Open Sans" w:cs="Open Sans"/>
           <w:lang w:val="en-US"/>
         </w:rPr>
-        <w:t xml:space="preserve"> at 0.77</w:t>
+        <w:t xml:space="preserve"> at 0.</w:t>
+      </w:r>
+      <w:r>
+        <w:rPr>
+          <w:rFonts w:ascii="Open Sans" w:hAnsi="Open Sans" w:cs="Open Sans"/>
+          <w:lang w:val="en-US"/>
+        </w:rPr>
+        <w:t>80</w:t>
       </w:r>
     </w:p>
     <w:p>
@@ -639,6 +991,7 @@
           <w:rFonts w:ascii="Open Sans" w:hAnsi="Open Sans" w:cs="Open Sans"/>
           <w:lang w:val="en-US"/>
         </w:rPr>
+        <w:lastRenderedPageBreak/>
         <w:t xml:space="preserve">In order to simplify the evaluation process and ensure consistency across participants, </w:t>
       </w:r>
       <w:r>
@@ -730,6 +1083,17 @@
         </w:rPr>
         <w:t>metrics are considered valid only within a maximum time window of 10 seconds.</w:t>
       </w:r>
+    </w:p>
+    <w:p>
+      <w:pPr>
+        <w:tabs>
+          <w:tab w:val="left" w:pos="446"/>
+        </w:tabs>
+        <w:rPr>
+          <w:rFonts w:ascii="Open Sans" w:hAnsi="Open Sans" w:cs="Open Sans"/>
+          <w:lang w:val="en-US"/>
+        </w:rPr>
+      </w:pPr>
     </w:p>
     <w:tbl>
       <w:tblPr>
@@ -778,7 +1142,6 @@
                 <w:bCs/>
                 <w:lang w:val="en-US"/>
               </w:rPr>
-              <w:lastRenderedPageBreak/>
               <w:t xml:space="preserve">ACCURACY </w:t>
             </w:r>
             <w:r>
@@ -3811,7 +4174,43 @@
                                 <w:shd w:val="clear" w:color="auto" w:fill="FFFFFF"/>
                                 <w:lang w:val="en-GB"/>
                               </w:rPr>
-                              <w:t>he target is 24%</w:t>
+                              <w:t>he target is</w:t>
+                            </w:r>
+                            <w:r>
+                              <w:rPr>
+                                <w:rFonts w:ascii="Open Sans" w:hAnsi="Open Sans" w:cs="Open Sans"/>
+                                <w:color w:val="C45911" w:themeColor="accent2" w:themeShade="BF"/>
+                                <w:shd w:val="clear" w:color="auto" w:fill="FFFFFF"/>
+                                <w:lang w:val="en-GB"/>
+                              </w:rPr>
+                              <w:t xml:space="preserve"> about</w:t>
+                            </w:r>
+                            <w:r>
+                              <w:rPr>
+                                <w:rFonts w:ascii="Open Sans" w:hAnsi="Open Sans" w:cs="Open Sans"/>
+                                <w:color w:val="C45911" w:themeColor="accent2" w:themeShade="BF"/>
+                                <w:shd w:val="clear" w:color="auto" w:fill="FFFFFF"/>
+                                <w:lang w:val="en-GB"/>
+                              </w:rPr>
+                              <w:t xml:space="preserve"> 2</w:t>
+                            </w:r>
+                            <w:r>
+                              <w:rPr>
+                                <w:rFonts w:ascii="Open Sans" w:hAnsi="Open Sans" w:cs="Open Sans"/>
+                                <w:color w:val="C45911" w:themeColor="accent2" w:themeShade="BF"/>
+                                <w:shd w:val="clear" w:color="auto" w:fill="FFFFFF"/>
+                                <w:lang w:val="en-GB"/>
+                              </w:rPr>
+                              <w:t>5</w:t>
+                            </w:r>
+                            <w:r>
+                              <w:rPr>
+                                <w:rFonts w:ascii="Open Sans" w:hAnsi="Open Sans" w:cs="Open Sans"/>
+                                <w:color w:val="C45911" w:themeColor="accent2" w:themeShade="BF"/>
+                                <w:shd w:val="clear" w:color="auto" w:fill="FFFFFF"/>
+                                <w:lang w:val="en-GB"/>
+                              </w:rPr>
+                              <w:t>%</w:t>
                             </w:r>
                             <w:r>
                               <w:rPr>
@@ -3829,7 +4228,43 @@
                                 <w:shd w:val="clear" w:color="auto" w:fill="FFFFFF"/>
                                 <w:lang w:val="en-GB"/>
                               </w:rPr>
-                              <w:t>if the final value reached is between 19% and 29%</w:t>
+                              <w:t xml:space="preserve">if the final value reached is between </w:t>
+                            </w:r>
+                            <w:r>
+                              <w:rPr>
+                                <w:rFonts w:ascii="Open Sans" w:hAnsi="Open Sans" w:cs="Open Sans"/>
+                                <w:color w:val="C45911" w:themeColor="accent2" w:themeShade="BF"/>
+                                <w:shd w:val="clear" w:color="auto" w:fill="FFFFFF"/>
+                                <w:lang w:val="en-GB"/>
+                              </w:rPr>
+                              <w:t>20</w:t>
+                            </w:r>
+                            <w:r>
+                              <w:rPr>
+                                <w:rFonts w:ascii="Open Sans" w:hAnsi="Open Sans" w:cs="Open Sans"/>
+                                <w:color w:val="C45911" w:themeColor="accent2" w:themeShade="BF"/>
+                                <w:shd w:val="clear" w:color="auto" w:fill="FFFFFF"/>
+                                <w:lang w:val="en-GB"/>
+                              </w:rPr>
+                              <w:t xml:space="preserve">% and </w:t>
+                            </w:r>
+                            <w:r>
+                              <w:rPr>
+                                <w:rFonts w:ascii="Open Sans" w:hAnsi="Open Sans" w:cs="Open Sans"/>
+                                <w:color w:val="C45911" w:themeColor="accent2" w:themeShade="BF"/>
+                                <w:shd w:val="clear" w:color="auto" w:fill="FFFFFF"/>
+                                <w:lang w:val="en-GB"/>
+                              </w:rPr>
+                              <w:t>30</w:t>
+                            </w:r>
+                            <w:r>
+                              <w:rPr>
+                                <w:rFonts w:ascii="Open Sans" w:hAnsi="Open Sans" w:cs="Open Sans"/>
+                                <w:color w:val="C45911" w:themeColor="accent2" w:themeShade="BF"/>
+                                <w:shd w:val="clear" w:color="auto" w:fill="FFFFFF"/>
+                                <w:lang w:val="en-GB"/>
+                              </w:rPr>
+                              <w:t>%</w:t>
                             </w:r>
                           </w:p>
                         </w:txbxContent>
@@ -3923,7 +4358,43 @@
                           <w:shd w:val="clear" w:color="auto" w:fill="FFFFFF"/>
                           <w:lang w:val="en-GB"/>
                         </w:rPr>
-                        <w:t>he target is 24%</w:t>
+                        <w:t>he target is</w:t>
+                      </w:r>
+                      <w:r>
+                        <w:rPr>
+                          <w:rFonts w:ascii="Open Sans" w:hAnsi="Open Sans" w:cs="Open Sans"/>
+                          <w:color w:val="C45911" w:themeColor="accent2" w:themeShade="BF"/>
+                          <w:shd w:val="clear" w:color="auto" w:fill="FFFFFF"/>
+                          <w:lang w:val="en-GB"/>
+                        </w:rPr>
+                        <w:t xml:space="preserve"> about</w:t>
+                      </w:r>
+                      <w:r>
+                        <w:rPr>
+                          <w:rFonts w:ascii="Open Sans" w:hAnsi="Open Sans" w:cs="Open Sans"/>
+                          <w:color w:val="C45911" w:themeColor="accent2" w:themeShade="BF"/>
+                          <w:shd w:val="clear" w:color="auto" w:fill="FFFFFF"/>
+                          <w:lang w:val="en-GB"/>
+                        </w:rPr>
+                        <w:t xml:space="preserve"> 2</w:t>
+                      </w:r>
+                      <w:r>
+                        <w:rPr>
+                          <w:rFonts w:ascii="Open Sans" w:hAnsi="Open Sans" w:cs="Open Sans"/>
+                          <w:color w:val="C45911" w:themeColor="accent2" w:themeShade="BF"/>
+                          <w:shd w:val="clear" w:color="auto" w:fill="FFFFFF"/>
+                          <w:lang w:val="en-GB"/>
+                        </w:rPr>
+                        <w:t>5</w:t>
+                      </w:r>
+                      <w:r>
+                        <w:rPr>
+                          <w:rFonts w:ascii="Open Sans" w:hAnsi="Open Sans" w:cs="Open Sans"/>
+                          <w:color w:val="C45911" w:themeColor="accent2" w:themeShade="BF"/>
+                          <w:shd w:val="clear" w:color="auto" w:fill="FFFFFF"/>
+                          <w:lang w:val="en-GB"/>
+                        </w:rPr>
+                        <w:t>%</w:t>
                       </w:r>
                       <w:r>
                         <w:rPr>
@@ -3941,7 +4412,43 @@
                           <w:shd w:val="clear" w:color="auto" w:fill="FFFFFF"/>
                           <w:lang w:val="en-GB"/>
                         </w:rPr>
-                        <w:t>if the final value reached is between 19% and 29%</w:t>
+                        <w:t xml:space="preserve">if the final value reached is between </w:t>
+                      </w:r>
+                      <w:r>
+                        <w:rPr>
+                          <w:rFonts w:ascii="Open Sans" w:hAnsi="Open Sans" w:cs="Open Sans"/>
+                          <w:color w:val="C45911" w:themeColor="accent2" w:themeShade="BF"/>
+                          <w:shd w:val="clear" w:color="auto" w:fill="FFFFFF"/>
+                          <w:lang w:val="en-GB"/>
+                        </w:rPr>
+                        <w:t>20</w:t>
+                      </w:r>
+                      <w:r>
+                        <w:rPr>
+                          <w:rFonts w:ascii="Open Sans" w:hAnsi="Open Sans" w:cs="Open Sans"/>
+                          <w:color w:val="C45911" w:themeColor="accent2" w:themeShade="BF"/>
+                          <w:shd w:val="clear" w:color="auto" w:fill="FFFFFF"/>
+                          <w:lang w:val="en-GB"/>
+                        </w:rPr>
+                        <w:t xml:space="preserve">% and </w:t>
+                      </w:r>
+                      <w:r>
+                        <w:rPr>
+                          <w:rFonts w:ascii="Open Sans" w:hAnsi="Open Sans" w:cs="Open Sans"/>
+                          <w:color w:val="C45911" w:themeColor="accent2" w:themeShade="BF"/>
+                          <w:shd w:val="clear" w:color="auto" w:fill="FFFFFF"/>
+                          <w:lang w:val="en-GB"/>
+                        </w:rPr>
+                        <w:t>30</w:t>
+                      </w:r>
+                      <w:r>
+                        <w:rPr>
+                          <w:rFonts w:ascii="Open Sans" w:hAnsi="Open Sans" w:cs="Open Sans"/>
+                          <w:color w:val="C45911" w:themeColor="accent2" w:themeShade="BF"/>
+                          <w:shd w:val="clear" w:color="auto" w:fill="FFFFFF"/>
+                          <w:lang w:val="en-GB"/>
+                        </w:rPr>
+                        <w:t>%</w:t>
                       </w:r>
                     </w:p>
                   </w:txbxContent>
@@ -4661,6 +5168,7 @@
                 <w:szCs w:val="20"/>
                 <w:lang w:val="en-US"/>
               </w:rPr>
+              <w:lastRenderedPageBreak/>
               <w:t xml:space="preserve">Task </w:t>
             </w:r>
             <w:r>
@@ -6959,7 +7467,6 @@
                 <w:bCs/>
                 <w:lang w:val="en-US"/>
               </w:rPr>
-              <w:lastRenderedPageBreak/>
               <w:t>RESPONSE TIME (the amount of time needed to reach the desired value)</w:t>
             </w:r>
             <w:r>
@@ -11579,6 +12086,7 @@
                 <w:szCs w:val="20"/>
                 <w:lang w:val="en-US"/>
               </w:rPr>
+              <w:lastRenderedPageBreak/>
               <w:t xml:space="preserve">Task </w:t>
             </w:r>
             <w:r>
@@ -12818,14 +13326,7 @@
           <w:rFonts w:ascii="Open Sans" w:hAnsi="Open Sans" w:cs="Open Sans"/>
           <w:lang w:val="en-US"/>
         </w:rPr>
-        <w:t xml:space="preserve">, </w:t>
-      </w:r>
-      <w:r>
-        <w:rPr>
-          <w:rFonts w:ascii="Open Sans" w:hAnsi="Open Sans" w:cs="Open Sans"/>
-          <w:lang w:val="en-US"/>
-        </w:rPr>
-        <w:t>before timeout.</w:t>
+        <w:t>, before timeout.</w:t>
       </w:r>
     </w:p>
     <w:p>
@@ -12911,16 +13412,7 @@
                 <w:bCs/>
                 <w:lang w:val="en-US"/>
               </w:rPr>
-              <w:t>LEARNABILITY</w:t>
-            </w:r>
-            <w:r>
-              <w:rPr>
-                <w:rFonts w:ascii="Open Sans" w:hAnsi="Open Sans" w:cs="Open Sans"/>
-                <w:b/>
-                <w:bCs/>
-                <w:lang w:val="en-US"/>
-              </w:rPr>
-              <w:t xml:space="preserve"> (</w:t>
+              <w:t>LEARNABILITY (</w:t>
             </w:r>
             <w:r>
               <w:rPr>
@@ -12956,16 +13448,7 @@
                 <w:bCs/>
                 <w:lang w:val="en-US"/>
               </w:rPr>
-              <w:t>user understands how to use a gesture</w:t>
-            </w:r>
-            <w:r>
-              <w:rPr>
-                <w:rFonts w:ascii="Open Sans" w:hAnsi="Open Sans" w:cs="Open Sans"/>
-                <w:b/>
-                <w:bCs/>
-                <w:lang w:val="en-US"/>
-              </w:rPr>
-              <w:t>)</w:t>
+              <w:t>user understands how to use a gesture)</w:t>
             </w:r>
             <w:r>
               <w:rPr>
@@ -14561,7 +15044,6 @@
                 <w:szCs w:val="20"/>
                 <w:lang w:val="en-US"/>
               </w:rPr>
-              <w:lastRenderedPageBreak/>
               <w:t xml:space="preserve">Task </w:t>
             </w:r>
             <w:r>
@@ -15808,14 +16290,7 @@
           <w:rFonts w:ascii="Open Sans" w:hAnsi="Open Sans" w:cs="Open Sans"/>
           <w:lang w:val="en-US"/>
         </w:rPr>
-        <w:t xml:space="preserve">, </w:t>
-      </w:r>
-      <w:r>
-        <w:rPr>
-          <w:rFonts w:ascii="Open Sans" w:hAnsi="Open Sans" w:cs="Open Sans"/>
-          <w:lang w:val="en-US"/>
-        </w:rPr>
-        <w:t>before timeout.</w:t>
+        <w:t>, before timeout.</w:t>
       </w:r>
     </w:p>
     <w:p>
